--- a/production/thumma_ihtadayt/recovered_scripts/episodes_20_22/HIKAYA_Thumma_Ihtadayt_Episodes_20-22_Recovered.docx
+++ b/production/thumma_ihtadayt/recovered_scripts/episodes_20_22/HIKAYA_Thumma_Ihtadayt_Episodes_20-22_Recovered.docx
@@ -628,6 +628,25 @@
           <w:szCs w:val="17"/>
           <w:rtl/>
         </w:rPr>
+        <w:t xml:space="preserve">‏تصحيح من المنتج: «ولداً فعال عابر» ← «وليد انفعال عابر»</w:t>
+      </w:r>
+    </w:p>
+    <w:p>
+      <w:pPr>
+        <w:keepNext/>
+        <w:bidi/>
+        <w:spacing w:after="20" w:before="0" w:line="300"/>
+      </w:pPr>
+      <w:r>
+        <w:rPr>
+          <w:rFonts w:ascii="Arial" w:cs="Arial" w:hAnsi="Arial"/>
+          <w:b w:val="false"/>
+          <w:i w:val="false"/>
+          <w:color w:val="7A6A55"/>
+          <w:sz w:val="17"/>
+          <w:szCs w:val="17"/>
+          <w:rtl/>
+        </w:rPr>
         <w:t xml:space="preserve">‏Batch 3.zip/Narrŕatttor.wav · 2.42–19.66 ث</w:t>
       </w:r>
     </w:p>
@@ -646,7 +665,7 @@
           <w:szCs w:val="26"/>
           <w:rtl/>
         </w:rPr>
-        <w:t xml:space="preserve">‏لم يكن قرار محمد التيجاني ولداً فعال عابر ولا نتيجة لقاء واحد في عرض البحر لقد بدأت الحكاية بسؤال ثم امتدت إلى رحلة ثم تحولت إلى بحث طويل بين صفحات التاريخ والحديث والتفسير</w:t>
+        <w:t xml:space="preserve">‏لم يكن قرار محمد التيجاني وليد انفعال عابر ولا نتيجة لقاء واحد في عرض البحر لقد بدأت الحكاية بسؤال ثم امتدت إلى رحلة ثم تحولت إلى بحث طويل بين صفحات التاريخ والحديث والتفسير</w:t>
       </w:r>
     </w:p>
     <w:p>
@@ -1389,6 +1408,44 @@
           <w:szCs w:val="17"/>
           <w:rtl/>
         </w:rPr>
+        <w:t xml:space="preserve">‏تصحيح من المنتج: «واصطنباطها» ← «واستنباطها»</w:t>
+      </w:r>
+    </w:p>
+    <w:p>
+      <w:pPr>
+        <w:keepNext/>
+        <w:bidi/>
+        <w:spacing w:after="20" w:before="0" w:line="300"/>
+      </w:pPr>
+      <w:r>
+        <w:rPr>
+          <w:rFonts w:ascii="Arial" w:cs="Arial" w:hAnsi="Arial"/>
+          <w:b w:val="false"/>
+          <w:i w:val="false"/>
+          <w:color w:val="7A6A55"/>
+          <w:sz w:val="17"/>
+          <w:szCs w:val="17"/>
+          <w:rtl/>
+        </w:rPr>
+        <w:t xml:space="preserve">‏تصحيح من المنتج: «الخلافة يبدأ» ← «الخلاف يبدأ»</w:t>
+      </w:r>
+    </w:p>
+    <w:p>
+      <w:pPr>
+        <w:keepNext/>
+        <w:bidi/>
+        <w:spacing w:after="20" w:before="0" w:line="300"/>
+      </w:pPr>
+      <w:r>
+        <w:rPr>
+          <w:rFonts w:ascii="Arial" w:cs="Arial" w:hAnsi="Arial"/>
+          <w:b w:val="false"/>
+          <w:i w:val="false"/>
+          <w:color w:val="7A6A55"/>
+          <w:sz w:val="17"/>
+          <w:szCs w:val="17"/>
+          <w:rtl/>
+        </w:rPr>
         <w:t xml:space="preserve">‏Batch 3.zip/Narrŕatttor.wav · 133.62–147.28 ث</w:t>
       </w:r>
     </w:p>
@@ -1444,7 +1501,7 @@
           <w:szCs w:val="26"/>
           <w:rtl/>
         </w:rPr>
-        <w:t xml:space="preserve">‏الاجتهاد في أصله محاولة علمية لفهم الأحكام واصطنباطها من أدلتها لكن الخلافة يبدأ حين يرى فريقاً أن نصاً صحيحاً صريحاً قد حسم مسألة بينما يرى فريق آخر أن النص يحتاج إلى تفسير أو تخصيص أو أن ثبوته أو دلالته موضع بحث</w:t>
+        <w:t xml:space="preserve">‏الاجتهاد في أصله محاولة علمية لفهم الأحكام واستنباطها من أدلتها لكن الخلاف يبدأ حين يرى فريقاً أن نصاً صحيحاً صريحاً قد حسم مسألة بينما يرى فريق آخر أن النص يحتاج إلى تفسير أو تخصيص أو أن ثبوته أو دلالته موضع بحث</w:t>
       </w:r>
     </w:p>
     <w:p>
@@ -2959,6 +3016,25 @@
           <w:rFonts w:ascii="Arial" w:cs="Arial" w:hAnsi="Arial"/>
           <w:b w:val="false"/>
           <w:i w:val="false"/>
+          <w:color w:val="7A6A55"/>
+          <w:sz w:val="17"/>
+          <w:szCs w:val="17"/>
+          <w:rtl/>
+        </w:rPr>
+        <w:t xml:space="preserve">‏تصحيح من المنتج: «مصفر» ← «من السفر»</w:t>
+      </w:r>
+    </w:p>
+    <w:p>
+      <w:pPr>
+        <w:keepNext/>
+        <w:bidi/>
+        <w:spacing w:after="20" w:before="0" w:line="300"/>
+      </w:pPr>
+      <w:r>
+        <w:rPr>
+          <w:rFonts w:ascii="Arial" w:cs="Arial" w:hAnsi="Arial"/>
+          <w:b w:val="false"/>
+          <w:i w:val="false"/>
           <w:color w:val="A33A1E"/>
           <w:sz w:val="17"/>
           <w:szCs w:val="17"/>
@@ -2982,7 +3058,7 @@
           <w:szCs w:val="26"/>
           <w:rtl/>
         </w:rPr>
-        <w:t xml:space="preserve">‏محمد من وقت اللي رجعت مصفر نشوفك تبدلت برشا ديما في الكتب وديما تقرأ وتكتب</w:t>
+        <w:t xml:space="preserve">‏محمد من وقت اللي رجعت من السفر نشوفك تبدلت برشا ديما في الكتب وديما تقرأ وتكتب</w:t>
       </w:r>
     </w:p>
     <w:p>
@@ -3162,6 +3238,25 @@
           <w:rFonts w:ascii="Arial" w:cs="Arial" w:hAnsi="Arial"/>
           <w:b w:val="false"/>
           <w:i w:val="false"/>
+          <w:color w:val="7A6A55"/>
+          <w:sz w:val="17"/>
+          <w:szCs w:val="17"/>
+          <w:rtl/>
+        </w:rPr>
+        <w:t xml:space="preserve">‏تصحيح من المنتج: «للقرار كبير حكا؟» ← «لقرار كبير هكا؟»</w:t>
+      </w:r>
+    </w:p>
+    <w:p>
+      <w:pPr>
+        <w:keepNext/>
+        <w:bidi/>
+        <w:spacing w:after="20" w:before="0" w:line="300"/>
+      </w:pPr>
+      <w:r>
+        <w:rPr>
+          <w:rFonts w:ascii="Arial" w:cs="Arial" w:hAnsi="Arial"/>
+          <w:b w:val="false"/>
+          <w:i w:val="false"/>
           <w:color w:val="A33A1E"/>
           <w:sz w:val="17"/>
           <w:szCs w:val="17"/>
@@ -3185,7 +3280,7 @@
           <w:szCs w:val="26"/>
           <w:rtl/>
         </w:rPr>
-        <w:t xml:space="preserve">‏يا محمد، سمعنا أنك رجعت من سفرك بأفكار جديدة، إحنا نعرفوك من صغرك، ونعرف محبتك للدين والأهلك، أما عليش وصلت للقرار كبير حكا؟</w:t>
+        <w:t xml:space="preserve">‏يا محمد، سمعنا أنك رجعت من سفرك بأفكار جديدة، إحنا نعرفوك من صغرك، ونعرف محبتك للدين والأهلك، أما عليش وصلت لقرار كبير هكا؟</w:t>
       </w:r>
     </w:p>
     <w:p>

--- a/production/thumma_ihtadayt/recovered_scripts/episodes_20_22/HIKAYA_Thumma_Ihtadayt_Episodes_20-22_Recovered.docx
+++ b/production/thumma_ihtadayt/recovered_scripts/episodes_20_22/HIKAYA_Thumma_Ihtadayt_Episodes_20-22_Recovered.docx
@@ -2355,25 +2355,62 @@
           <w:szCs w:val="17"/>
           <w:rtl/>
         </w:rPr>
-        <w:t xml:space="preserve">‏Batch 3.zip/Narrŕatttor.wav · 326.96–364.10 ث</w:t>
-      </w:r>
-    </w:p>
-    <w:p>
-      <w:pPr>
-        <w:bidi/>
-        <w:spacing w:after="140" w:before="0" w:line="360"/>
-      </w:pPr>
-      <w:r>
-        <w:rPr>
-          <w:rFonts w:ascii="Arial" w:cs="Arial" w:hAnsi="Arial"/>
-          <w:b w:val="false"/>
-          <w:i w:val="false"/>
-          <w:color w:val="2E2419"/>
-          <w:sz w:val="26"/>
-          <w:szCs w:val="26"/>
-          <w:rtl/>
-        </w:rPr>
-        <w:t xml:space="preserve">‏وكان عليه أن يتذكر الدرس الذي بدأ منه كل شيء لقد طلب يوما أن لا يحكم الناس عليه قبل أن يسمعوه وعليه الآن أن يمنح الآخرين الحق نفسه في الاختلاف والسؤال بتصاعد عاطفي هادئ في المكتبة التي بدأت برزم من الكتب القادمة من العراق جلس محمد يتذكر أول لقاء مع منعم تذكر البحر وتذكر بغداد وتذكر طرقات النجف ومجالس العلم وتذكر ليالي الحيرة التي لم يعرف فيها إلى أين يقوده البحث</w:t>
+        <w:t xml:space="preserve">‏Batch 3.zip/Narrŕatttor.wav · 326.96–340.88 ث</w:t>
+      </w:r>
+    </w:p>
+    <w:p>
+      <w:pPr>
+        <w:bidi/>
+        <w:spacing w:after="140" w:before="0" w:line="360"/>
+      </w:pPr>
+      <w:r>
+        <w:rPr>
+          <w:rFonts w:ascii="Arial" w:cs="Arial" w:hAnsi="Arial"/>
+          <w:b w:val="false"/>
+          <w:i w:val="false"/>
+          <w:color w:val="2E2419"/>
+          <w:sz w:val="26"/>
+          <w:szCs w:val="26"/>
+          <w:rtl/>
+        </w:rPr>
+        <w:t xml:space="preserve">‏وكان عليه أن يتذكر الدرس الذي بدأ منه كل شيء لقد طلب يوما أن لا يحكم الناس عليه قبل أن يسمعوه وعليه الآن أن يمنح الآخرين الحق نفسه في الاختلاف والسؤال</w:t>
+      </w:r>
+    </w:p>
+    <w:p>
+      <w:pPr>
+        <w:keepNext/>
+        <w:bidi/>
+        <w:spacing w:after="20" w:before="0" w:line="300"/>
+      </w:pPr>
+      <w:r>
+        <w:rPr>
+          <w:rFonts w:ascii="Arial" w:cs="Arial" w:hAnsi="Arial"/>
+          <w:b w:val="false"/>
+          <w:i w:val="false"/>
+          <w:color w:val="7A6A55"/>
+          <w:sz w:val="17"/>
+          <w:szCs w:val="17"/>
+          <w:rtl/>
+        </w:rPr>
+        <w:t xml:space="preserve">‏Batch 3.zip/Narrŕatttor.wav · 343.30–364.10 ث</w:t>
+      </w:r>
+    </w:p>
+    <w:p>
+      <w:pPr>
+        <w:bidi/>
+        <w:spacing w:after="140" w:before="0" w:line="360"/>
+      </w:pPr>
+      <w:r>
+        <w:rPr>
+          <w:rFonts w:ascii="Arial" w:cs="Arial" w:hAnsi="Arial"/>
+          <w:b w:val="false"/>
+          <w:i w:val="false"/>
+          <w:color w:val="2E2419"/>
+          <w:sz w:val="26"/>
+          <w:szCs w:val="26"/>
+          <w:rtl/>
+        </w:rPr>
+        <w:t xml:space="preserve">‏في المكتبة التي بدأت برزم من الكتب القادمة من العراق جلس محمد يتذكر أول لقاء مع منعم تذكر البحر وتذكر بغداد وتذكر طرقات النجف ومجالس العلم وتذكر ليالي الحيرة التي لم يعرف فيها إلى أين يقوده البحث</w:t>
       </w:r>
     </w:p>
     <w:p>
@@ -2633,6 +2670,25 @@
           <w:szCs w:val="17"/>
           <w:rtl/>
         </w:rPr>
+        <w:t xml:space="preserve">‏تصحيح من المنتج: «أساء الظن» ← «أساؤوا الظن»</w:t>
+      </w:r>
+    </w:p>
+    <w:p>
+      <w:pPr>
+        <w:keepNext/>
+        <w:bidi/>
+        <w:spacing w:after="20" w:before="0" w:line="300"/>
+      </w:pPr>
+      <w:r>
+        <w:rPr>
+          <w:rFonts w:ascii="Arial" w:cs="Arial" w:hAnsi="Arial"/>
+          <w:b w:val="false"/>
+          <w:i w:val="false"/>
+          <w:color w:val="7A6A55"/>
+          <w:sz w:val="17"/>
+          <w:szCs w:val="17"/>
+          <w:rtl/>
+        </w:rPr>
         <w:t xml:space="preserve">‏Batch 3.zip/Tiììjani.wav · 204.64–222.42 ث</w:t>
       </w:r>
     </w:p>
@@ -2799,7 +2855,7 @@
           <w:szCs w:val="26"/>
           <w:rtl/>
         </w:rPr>
-        <w:t xml:space="preserve">‏كم من أناس أساء الظن بمن لم يعرفوهم وكم كنت أنا واحدا منهم</w:t>
+        <w:t xml:space="preserve">‏كم من أناس أساؤوا الظن بمن لم يعرفوهم وكم كنت أنا واحدا منهم</w:t>
       </w:r>
     </w:p>
     <w:p>
